--- a/docs/workbooks/Stage_4_Sprint_Plan.docx
+++ b/docs/workbooks/Stage_4_Sprint_Plan.docx
@@ -993,7 +993,7 @@
               <w:rPr>
                 <w:sz w:val="15"/>
               </w:rPr>
-              <w:t>—</w:t>
+              <w:t>N/A</w:t>
             </w:r>
           </w:p>
         </w:tc>

--- a/docs/workbooks/Stage_4_Sprint_Plan.docx
+++ b/docs/workbooks/Stage_4_Sprint_Plan.docx
@@ -548,7 +548,7 @@
           </w:tcPr>
           <w:p>
             <w:r>
-              <w:t>Full-time role at EY (weekday business hours)</w:t>
+              <w:t>Full-time role (weekday business hours)</w:t>
             </w:r>
           </w:p>
         </w:tc>

--- a/docs/workbooks/Stage_4_Sprint_Plan.docx
+++ b/docs/workbooks/Stage_4_Sprint_Plan.docx
@@ -457,7 +457,7 @@
           </w:tcPr>
           <w:p>
             <w:r>
-              <w:t>N/A -- discovery, requirements/PRD, and the full core build (ingest through guardrails, 51 tests, CI, docs) were completed in one concentrated session on 2026-09-16 rather than spread across a week. See the Effort Log for the honest accounting of this.</w:t>
+              <w:t>Reading and preparation for discovery, requirements and prompt library work happened across 2026-09-10 through 2026-09-15; the resulting workbooks, the version one PRD, and the full core build (ingest through guardrails, 51 tests, CI, docs) were then written and committed in one concentrated session on 2026-09-16. See the Effort Log for the full hour-by-hour accounting.</w:t>
             </w:r>
           </w:p>
         </w:tc>
